--- a/assets/docs/lop4/Hoat dong trai nghiem - Lop 4.docx
+++ b/assets/docs/lop4/Hoat dong trai nghiem - Lop 4.docx
@@ -3972,7 +3972,7 @@
                 <w:i w:val="0"/>
                 <w:sz w:val="18"/>
               </w:rPr>
-              <w:t>Năng lực số 1.1 CB2c: HS khảo sát, tổng hợp được số liệu về cảnh quan trường lớp và chỉ ra việc cần làm</w:t>
+              <w:t>Năng lực số 1.1 CB2c: HS khảo sát, tổng hợp được số liệu về cảnh quan trường lớp và chỉ ra việc cần làm; Học tập và làm theo Bác: Điều 4 “Giữ gìn vệ sinh thật tốt” (mạch 4): khi lập kế hoạch giữ trường học xanh, sạch, đẹp, mỗi tổ ghi rõ việc, người làm, thời gian; HS thực hiện ở tiết sinh hoạt lớp cuối tuần</w:t>
             </w:r>
           </w:p>
         </w:tc>
@@ -7085,7 +7085,7 @@
                 <w:i w:val="0"/>
                 <w:sz w:val="20"/>
               </w:rPr>
-              <w:t>Chủ đề: Trước Tết</w:t>
+              <w:t>Chủ đề: Mái ấm gia đình</w:t>
             </w:r>
           </w:p>
         </w:tc>
@@ -7457,7 +7457,7 @@
                 <w:i w:val="0"/>
                 <w:sz w:val="20"/>
               </w:rPr>
-              <w:t>Chủ đề: Trước Tết</w:t>
+              <w:t>Chủ đề: Mái ấm gia đình</w:t>
             </w:r>
           </w:p>
         </w:tc>
@@ -10609,7 +10609,7 @@
                 <w:i w:val="0"/>
                 <w:sz w:val="20"/>
               </w:rPr>
-              <w:t>Chủ đề: Kết nối cộng đồng</w:t>
+              <w:t>Chủ đề: Quê hương em tươi đẹp</w:t>
             </w:r>
           </w:p>
         </w:tc>
@@ -10785,6 +10785,19 @@
               <w:t>Năng lực số 1.1 CB2c: HS xác định được vị trí cảnh quan địa phương trên bản đồ số và mô tả đặc điểm của nó</w:t>
             </w:r>
           </w:p>
+          <w:p>
+            <w:pPr>
+              <w:spacing w:after="0"/>
+            </w:pPr>
+            <w:r>
+              <w:rPr>
+                <w:b w:val="0"/>
+                <w:i w:val="0"/>
+                <w:sz w:val="18"/>
+              </w:rPr>
+              <w:t>QPAN: Tổ chức tham quan di tích lịch sử, nhà truyền thống ở địa phương hoặc xem tư liệu thay thế; giáo dục nhận biết chủ quyền lãnh thổ; có ý thức chấp hành pháp luật, nhất là pháp luật giao thông.</w:t>
+            </w:r>
+          </w:p>
         </w:tc>
         <w:tc>
           <w:tcPr>
@@ -10900,6 +10913,19 @@
               <w:t>Năng lực số 2.1 CB2a: HS nhập, đọc số liệu thi đua và nhận xét dựa trên kết quả thật của tổ mình</w:t>
             </w:r>
           </w:p>
+          <w:p>
+            <w:pPr>
+              <w:spacing w:after="0"/>
+            </w:pPr>
+            <w:r>
+              <w:rPr>
+                <w:b w:val="0"/>
+                <w:i w:val="0"/>
+                <w:sz w:val="18"/>
+              </w:rPr>
+              <w:t>KNS: KN tự đánh giá và đánh giá bạn một cách khách quan, thiện chí.</w:t>
+            </w:r>
+          </w:p>
         </w:tc>
         <w:tc>
           <w:tcPr>
@@ -10956,7 +10982,7 @@
                 <w:i w:val="0"/>
                 <w:sz w:val="20"/>
               </w:rPr>
-              <w:t>Chủ đề: Kết nối cộng đồng</w:t>
+              <w:t>Chủ đề: Quê hương em tươi đẹp</w:t>
             </w:r>
           </w:p>
         </w:tc>
@@ -11342,7 +11368,7 @@
                 <w:i w:val="0"/>
                 <w:sz w:val="20"/>
               </w:rPr>
-              <w:t>Chủ đề: Kết nối cộng đồng</w:t>
+              <w:t>Chủ đề: Quê hương em tươi đẹp</w:t>
             </w:r>
           </w:p>
         </w:tc>
@@ -11728,7 +11754,7 @@
                 <w:i w:val="0"/>
                 <w:sz w:val="20"/>
               </w:rPr>
-              <w:t>Chủ đề: Kết nối cộng đồng</w:t>
+              <w:t>Chủ đề: Quê hương em tươi đẹp</w:t>
             </w:r>
           </w:p>
         </w:tc>
